--- a/dist/exports/communication-systems_revision_notes.docx
+++ b/dist/exports/communication-systems_revision_notes.docx
@@ -189,7 +189,7 @@
                 <w:color w:val="2D3748"/>
                 <w:sz w:val="19"/>
               </w:rPr>
-              <w:t>Communication Systems - Core Application</w:t>
+              <w:t>Amplitude Modulation &amp; Sideband Analysis</w:t>
             </w:r>
           </w:p>
         </w:tc>
@@ -209,7 +209,7 @@
               <w:rPr>
                 <w:sz w:val="19"/>
               </w:rPr>
-              <w:t>98 PYQs</w:t>
+              <w:t>72 PYQs</w:t>
             </w:r>
           </w:p>
         </w:tc>
@@ -230,7 +230,94 @@
                 <w:color w:val="718096"/>
                 <w:sz w:val="19"/>
               </w:rPr>
-              <w:t>General Concept</w:t>
+              <w:t>Modulation</w:t>
+            </w:r>
+          </w:p>
+        </w:tc>
+      </w:tr>
+      <w:tr>
+        <w:tc>
+          <w:tcPr>
+            <w:tcW w:type="dxa" w:w="2160"/>
+            <w:shd w:fill="FFFFFF"/>
+            <w:tcMar>
+              <w:top w:w="80" w:type="dxa"/>
+              <w:bottom w:w="80" w:type="dxa"/>
+              <w:left w:w="150" w:type="dxa"/>
+              <w:right w:w="150" w:type="dxa"/>
+            </w:tcMar>
+          </w:tcPr>
+          <w:p>
+            <w:r>
+              <w:rPr>
+                <w:b/>
+                <w:color w:val="C53030"/>
+                <w:sz w:val="19"/>
+              </w:rPr>
+              <w:t>Very High</w:t>
+            </w:r>
+          </w:p>
+        </w:tc>
+        <w:tc>
+          <w:tcPr>
+            <w:tcW w:type="dxa" w:w="4320"/>
+            <w:shd w:fill="FFFFFF"/>
+            <w:tcMar>
+              <w:top w:w="80" w:type="dxa"/>
+              <w:bottom w:w="80" w:type="dxa"/>
+              <w:left w:w="150" w:type="dxa"/>
+              <w:right w:w="150" w:type="dxa"/>
+            </w:tcMar>
+          </w:tcPr>
+          <w:p>
+            <w:r>
+              <w:rPr>
+                <w:b/>
+                <w:color w:val="2D3748"/>
+                <w:sz w:val="19"/>
+              </w:rPr>
+              <w:t>EM Wave Propagation &amp; Space Communication</w:t>
+            </w:r>
+          </w:p>
+        </w:tc>
+        <w:tc>
+          <w:tcPr>
+            <w:tcW w:type="dxa" w:w="1728"/>
+            <w:shd w:fill="FFFFFF"/>
+            <w:tcMar>
+              <w:top w:w="80" w:type="dxa"/>
+              <w:bottom w:w="80" w:type="dxa"/>
+              <w:left w:w="150" w:type="dxa"/>
+              <w:right w:w="150" w:type="dxa"/>
+            </w:tcMar>
+          </w:tcPr>
+          <w:p>
+            <w:r>
+              <w:rPr>
+                <w:sz w:val="19"/>
+              </w:rPr>
+              <w:t>26 PYQs</w:t>
+            </w:r>
+          </w:p>
+        </w:tc>
+        <w:tc>
+          <w:tcPr>
+            <w:tcW w:type="dxa" w:w="1872"/>
+            <w:shd w:fill="FFFFFF"/>
+            <w:tcMar>
+              <w:top w:w="80" w:type="dxa"/>
+              <w:bottom w:w="80" w:type="dxa"/>
+              <w:left w:w="150" w:type="dxa"/>
+              <w:right w:w="150" w:type="dxa"/>
+            </w:tcMar>
+          </w:tcPr>
+          <w:p>
+            <w:r>
+              <w:rPr>
+                <w:color w:val="718096"/>
+                <w:sz w:val="19"/>
+              </w:rPr>
+              <w:t>Wave Propagation</w:t>
             </w:r>
           </w:p>
         </w:tc>
@@ -311,6 +398,98 @@
           </w:p>
         </w:tc>
       </w:tr>
+      <w:tr>
+        <w:tc>
+          <w:tcPr>
+            <w:tcW w:type="dxa" w:w="3600"/>
+            <w:shd w:fill="F7FAFC"/>
+            <w:tcMar>
+              <w:top w:w="100" w:type="dxa"/>
+              <w:bottom w:w="100" w:type="dxa"/>
+              <w:left w:w="150" w:type="dxa"/>
+              <w:right w:w="150" w:type="dxa"/>
+            </w:tcMar>
+          </w:tcPr>
+          <w:p>
+            <w:r>
+              <w:rPr>
+                <w:b/>
+                <w:color w:val="1A365D"/>
+                <w:sz w:val="19"/>
+              </w:rPr>
+              <w:t>Amplitude Modulation &amp; Sideband Analysis</w:t>
+            </w:r>
+          </w:p>
+        </w:tc>
+        <w:tc>
+          <w:tcPr>
+            <w:tcW w:type="dxa" w:w="6480"/>
+            <w:shd w:fill="F7FAFC"/>
+            <w:tcMar>
+              <w:top w:w="100" w:type="dxa"/>
+              <w:bottom w:w="100" w:type="dxa"/>
+              <w:left w:w="150" w:type="dxa"/>
+              <w:right w:w="150" w:type="dxa"/>
+            </w:tcMar>
+          </w:tcPr>
+          <w:p>
+            <w:r>
+              <w:rPr>
+                <w:rFonts w:ascii="Cambria Math" w:hAnsi="Cambria Math"/>
+                <w:color w:val="2D3748"/>
+                <w:sz w:val="19"/>
+              </w:rPr>
+              <w:t>\mu = \frac{A_m}{A_c} = \frac{A_{\text{max}} - A_{\text{min}}}{A_{\text{max}} + A_{\text{min}}}, \quad \text{Bandwidth} = 2f_m, \quad P_t = P_c\left(1 + \frac{\mu^2}{2}\right)</w:t>
+            </w:r>
+          </w:p>
+        </w:tc>
+      </w:tr>
+      <w:tr>
+        <w:tc>
+          <w:tcPr>
+            <w:tcW w:type="dxa" w:w="3600"/>
+            <w:shd w:fill="FFFFFF"/>
+            <w:tcMar>
+              <w:top w:w="100" w:type="dxa"/>
+              <w:bottom w:w="100" w:type="dxa"/>
+              <w:left w:w="150" w:type="dxa"/>
+              <w:right w:w="150" w:type="dxa"/>
+            </w:tcMar>
+          </w:tcPr>
+          <w:p>
+            <w:r>
+              <w:rPr>
+                <w:b/>
+                <w:color w:val="1A365D"/>
+                <w:sz w:val="19"/>
+              </w:rPr>
+              <w:t>EM Wave Propagation &amp; Space Communication</w:t>
+            </w:r>
+          </w:p>
+        </w:tc>
+        <w:tc>
+          <w:tcPr>
+            <w:tcW w:type="dxa" w:w="6480"/>
+            <w:shd w:fill="FFFFFF"/>
+            <w:tcMar>
+              <w:top w:w="100" w:type="dxa"/>
+              <w:bottom w:w="100" w:type="dxa"/>
+              <w:left w:w="150" w:type="dxa"/>
+              <w:right w:w="150" w:type="dxa"/>
+            </w:tcMar>
+          </w:tcPr>
+          <w:p>
+            <w:r>
+              <w:rPr>
+                <w:rFonts w:ascii="Cambria Math" w:hAnsi="Cambria Math"/>
+                <w:color w:val="2D3748"/>
+                <w:sz w:val="19"/>
+              </w:rPr>
+              <w:t>d_{\text{max}} = \sqrt{2Rh_T} + \sqrt{2Rh_R}, \quad f_c = 9\sqrt{N_{\text{max}}}, \quad f_{\text{MUF}} = f_c \sec\theta_i, \quad \text{Antenna length } \ge \frac{\lambda}{4}</w:t>
+            </w:r>
+          </w:p>
+        </w:tc>
+      </w:tr>
     </w:tbl>
     <w:p>
       <w:pPr>
@@ -338,7 +517,7 @@
           <w:color w:val="2B6CB0"/>
           <w:sz w:val="24"/>
         </w:rPr>
-        <w:t>3.1 Communication Systems - Core Application (Very High Yield — 98 PYQs)</w:t>
+        <w:t>3.1 Amplitude Modulation &amp; Sideband Analysis (Very High Yield — 72 PYQs)</w:t>
       </w:r>
     </w:p>
     <w:p>
@@ -353,7 +532,7 @@
         <w:rPr>
           <w:sz w:val="20"/>
         </w:rPr>
-        <w:t>Key problem pattern in Communication Systems.</w:t>
+        <w:t>Principles of amplitude modulation, carrier and sideband components (f_c ± f_m), modulation index, and power relationships.</w:t>
       </w:r>
     </w:p>
     <w:tbl>
@@ -391,7 +570,7 @@
                 <w:color w:val="2D3748"/>
                 <w:sz w:val="19"/>
               </w:rPr>
-              <w:t>Watch for algebraic and sign errors.</w:t>
+              <w:t>Modulation index μ must satisfy μ ≤ 1 (100\%) to prevent envelope distortion.</w:t>
             </w:r>
           </w:p>
         </w:tc>
@@ -432,7 +611,215 @@
                 <w:color w:val="2D3748"/>
                 <w:sz w:val="19"/>
               </w:rPr>
-              <w:t>Verify dimensions and boundary conditions.</w:t>
+              <w:t>Carrier power does not depend on modulation index μ, only sideband power increases as μ increases.</w:t>
+            </w:r>
+          </w:p>
+        </w:tc>
+      </w:tr>
+    </w:tbl>
+    <w:p>
+      <w:pPr>
+        <w:spacing w:before="120" w:after="40"/>
+      </w:pPr>
+      <w:r>
+        <w:rPr>
+          <w:b/>
+          <w:color w:val="1A365D"/>
+          <w:sz w:val="19"/>
+        </w:rPr>
+        <w:t>Source PYQs testing this concept:</w:t>
+      </w:r>
+    </w:p>
+    <w:p>
+      <w:pPr>
+        <w:pStyle w:val="ListBullet"/>
+        <w:spacing w:after="40"/>
+      </w:pPr>
+      <w:r>
+        <w:rPr>
+          <w:b/>
+          <w:sz w:val="18"/>
+        </w:rPr>
+        <w:t xml:space="preserve">[2023 Evening Shift] Q#1 (MCQ): </w:t>
+      </w:r>
+      <w:r>
+        <w:rPr>
+          <w:sz w:val="18"/>
+        </w:rPr>
+        <w:t xml:space="preserve">"In an amplitude modulation, a modulating signal having amplitude of X Volt is superimposed with a carrier signal of amplitude Y Volt in firs..."  </w:t>
+      </w:r>
+      <w:r>
+        <w:rPr>
+          <w:b/>
+          <w:color w:val="2B6CB0"/>
+          <w:sz w:val="18"/>
+        </w:rPr>
+        <w:t>[Ans: N/A]</w:t>
+      </w:r>
+    </w:p>
+    <w:p>
+      <w:pPr>
+        <w:pStyle w:val="ListBullet"/>
+        <w:spacing w:after="40"/>
+      </w:pPr>
+      <w:r>
+        <w:rPr>
+          <w:b/>
+          <w:sz w:val="18"/>
+        </w:rPr>
+        <w:t xml:space="preserve">[2023 Evening Shift] Q#1 (MCQ): </w:t>
+      </w:r>
+      <w:r>
+        <w:rPr>
+          <w:sz w:val="18"/>
+        </w:rPr>
+        <w:t xml:space="preserve">"Match List I with List II : List I List II A. Attenuation I. Combination of a receiver and transmitter. B. Transducer II. process of retriev..."  </w:t>
+      </w:r>
+      <w:r>
+        <w:rPr>
+          <w:b/>
+          <w:color w:val="2B6CB0"/>
+          <w:sz w:val="18"/>
+        </w:rPr>
+        <w:t>[Ans: N/A]</w:t>
+      </w:r>
+    </w:p>
+    <w:p>
+      <w:pPr>
+        <w:pStyle w:val="ListBullet"/>
+        <w:spacing w:after="40"/>
+      </w:pPr>
+      <w:r>
+        <w:rPr>
+          <w:b/>
+          <w:sz w:val="18"/>
+        </w:rPr>
+        <w:t xml:space="preserve">[2023 Evening Shift] Q#2 (MCQ): </w:t>
+      </w:r>
+      <w:r>
+        <w:rPr>
+          <w:sz w:val="18"/>
+        </w:rPr>
+        <w:t xml:space="preserve">"To radiate EM signal of wavelength λ with high efficiency, the antennas should have a minimum size equal to:..."  </w:t>
+      </w:r>
+      <w:r>
+        <w:rPr>
+          <w:b/>
+          <w:color w:val="2B6CB0"/>
+          <w:sz w:val="18"/>
+        </w:rPr>
+        <w:t>[Ans: N/A]</w:t>
+      </w:r>
+    </w:p>
+    <w:p>
+      <w:pPr>
+        <w:spacing w:after="120"/>
+      </w:pPr>
+    </w:p>
+    <w:p>
+      <w:pPr>
+        <w:pStyle w:val="Heading2"/>
+      </w:pPr>
+      <w:r>
+        <w:rPr>
+          <w:color w:val="2B6CB0"/>
+          <w:sz w:val="24"/>
+        </w:rPr>
+        <w:t>3.2 EM Wave Propagation &amp; Space Communication (Very High Yield — 26 PYQs)</w:t>
+      </w:r>
+    </w:p>
+    <w:p>
+      <w:r>
+        <w:rPr>
+          <w:b/>
+          <w:sz w:val="20"/>
+        </w:rPr>
+        <w:t xml:space="preserve">Core Principle: </w:t>
+      </w:r>
+      <w:r>
+        <w:rPr>
+          <w:sz w:val="20"/>
+        </w:rPr>
+        <w:t>Propagation modes of electromagnetic waves (ground, sky, and space waves), critical frequency, MUF, and antenna LOS range calculations.</w:t>
+      </w:r>
+    </w:p>
+    <w:tbl>
+      <w:tblPr>
+        <w:tblW w:type="auto" w:w="0"/>
+        <w:jc w:val="center"/>
+        <w:tblLook w:firstColumn="1" w:firstRow="1" w:lastColumn="0" w:lastRow="0" w:noHBand="0" w:noVBand="1" w:val="04A0"/>
+      </w:tblPr>
+      <w:tblGrid>
+        <w:gridCol w:w="10080"/>
+      </w:tblGrid>
+      <w:tr>
+        <w:tc>
+          <w:tcPr>
+            <w:tcW w:type="dxa" w:w="10080"/>
+            <w:shd w:fill="FFF5F5"/>
+            <w:tcMar>
+              <w:top w:w="100" w:type="dxa"/>
+              <w:bottom w:w="100" w:type="dxa"/>
+              <w:left w:w="150" w:type="dxa"/>
+              <w:right w:w="150" w:type="dxa"/>
+            </w:tcMar>
+          </w:tcPr>
+          <w:p>
+            <w:r>
+              <w:rPr>
+                <w:b/>
+                <w:color w:val="C53030"/>
+                <w:sz w:val="19"/>
+              </w:rPr>
+              <w:t xml:space="preserve">⚠️ Common Trap / JEE Pitfall: </w:t>
+            </w:r>
+            <w:r>
+              <w:rPr>
+                <w:color w:val="2D3748"/>
+                <w:sz w:val="19"/>
+              </w:rPr>
+              <w:t>Ensure earth radius R ≈ 6400\,km and heights h_T, h_R are converted into the exact same units before square rooting.</w:t>
+            </w:r>
+          </w:p>
+        </w:tc>
+      </w:tr>
+    </w:tbl>
+    <w:tbl>
+      <w:tblPr>
+        <w:tblW w:type="auto" w:w="0"/>
+        <w:jc w:val="center"/>
+        <w:tblLook w:firstColumn="1" w:firstRow="1" w:lastColumn="0" w:lastRow="0" w:noHBand="0" w:noVBand="1" w:val="04A0"/>
+      </w:tblPr>
+      <w:tblGrid>
+        <w:gridCol w:w="10080"/>
+      </w:tblGrid>
+      <w:tr>
+        <w:tc>
+          <w:tcPr>
+            <w:tcW w:type="dxa" w:w="10080"/>
+            <w:shd w:fill="F0FFF4"/>
+            <w:tcMar>
+              <w:top w:w="100" w:type="dxa"/>
+              <w:bottom w:w="100" w:type="dxa"/>
+              <w:left w:w="150" w:type="dxa"/>
+              <w:right w:w="150" w:type="dxa"/>
+            </w:tcMar>
+          </w:tcPr>
+          <w:p>
+            <w:r>
+              <w:rPr>
+                <w:b/>
+                <w:color w:val="276749"/>
+                <w:sz w:val="19"/>
+              </w:rPr>
+              <w:t xml:space="preserve">💡 Speed Hack / Trick: </w:t>
+            </w:r>
+            <w:r>
+              <w:rPr>
+                <w:color w:val="2D3748"/>
+                <w:sz w:val="19"/>
+              </w:rPr>
+              <w:t>For an antenna of height h, maximum range is d = √(2Rh), and population covered is π d^2 × ρ.</w:t>
             </w:r>
           </w:p>
         </w:tc>
@@ -660,6 +1047,127 @@
               <w:t>Solution Analysis:</w:t>
               <w:br/>
               <w:t>d_(max)=√(2Rℎ_(t))+√(2Rℎ_(r)) where d_(max) is the maximum distance between the antennas, R is the radius of the earth, ℎ_(t) is the height of the transmitting antenna above the earth's surface, and ℎ_(r) is the height of the receiving antenna above the earth's surface. Substituting the given values, we get: d_(max)=√(2 × 6400km × 180m)+√(2 × 6400km × 245m)=104km Therefore, the maximum distance between the transmitting and receiving antennas for line of sight communication is 104km .</w:t>
+            </w:r>
+          </w:p>
+        </w:tc>
+      </w:tr>
+    </w:tbl>
+    <w:p>
+      <w:pPr>
+        <w:spacing w:after="120"/>
+      </w:pPr>
+    </w:p>
+    <w:p>
+      <w:pPr>
+        <w:spacing w:before="160" w:after="40"/>
+      </w:pPr>
+      <w:r>
+        <w:rPr>
+          <w:b/>
+          <w:color w:val="1A365D"/>
+          <w:sz w:val="22"/>
+        </w:rPr>
+        <w:t>Benchmark Problem 2: JEE Main 2023 (Online) 1st February Evening Shift (Q#1)</w:t>
+      </w:r>
+    </w:p>
+    <w:p>
+      <w:pPr>
+        <w:spacing w:after="80"/>
+      </w:pPr>
+      <w:r>
+        <w:rPr>
+          <w:sz w:val="20"/>
+        </w:rPr>
+        <w:t>In an amplitude modulation, a modulating signal having amplitude of X Volt is superimposed with a carrier signal of amplitude Y Volt in first case. Then, in second case, the same modulating signal is superimposed with different carrier signal of amplitude 2Y Volt. The ratio of modulation index in the two cases respectively will be :</w:t>
+      </w:r>
+    </w:p>
+    <w:p>
+      <w:pPr>
+        <w:pStyle w:val="ListBullet"/>
+        <w:spacing w:after="20"/>
+      </w:pPr>
+      <w:r>
+        <w:rPr>
+          <w:sz w:val="19"/>
+        </w:rPr>
+        <w:t>(A) 2 : 1</w:t>
+      </w:r>
+    </w:p>
+    <w:p>
+      <w:pPr>
+        <w:pStyle w:val="ListBullet"/>
+        <w:spacing w:after="20"/>
+      </w:pPr>
+      <w:r>
+        <w:rPr>
+          <w:sz w:val="19"/>
+        </w:rPr>
+        <w:t>(B) 1 : 1</w:t>
+      </w:r>
+    </w:p>
+    <w:p>
+      <w:pPr>
+        <w:pStyle w:val="ListBullet"/>
+        <w:spacing w:after="20"/>
+      </w:pPr>
+      <w:r>
+        <w:rPr>
+          <w:sz w:val="19"/>
+        </w:rPr>
+        <w:t>(C) 4 : 1</w:t>
+      </w:r>
+    </w:p>
+    <w:p>
+      <w:pPr>
+        <w:pStyle w:val="ListBullet"/>
+        <w:spacing w:after="20"/>
+      </w:pPr>
+      <w:r>
+        <w:rPr>
+          <w:sz w:val="19"/>
+        </w:rPr>
+        <w:t>(D) 1 : 2</w:t>
+      </w:r>
+    </w:p>
+    <w:tbl>
+      <w:tblPr>
+        <w:tblW w:type="auto" w:w="0"/>
+        <w:jc w:val="center"/>
+        <w:tblLook w:firstColumn="1" w:firstRow="1" w:lastColumn="0" w:lastRow="0" w:noHBand="0" w:noVBand="1" w:val="04A0"/>
+      </w:tblPr>
+      <w:tblGrid>
+        <w:gridCol w:w="10080"/>
+      </w:tblGrid>
+      <w:tr>
+        <w:tc>
+          <w:tcPr>
+            <w:tcW w:type="dxa" w:w="10080"/>
+            <w:shd w:fill="F7FAFC"/>
+            <w:tcMar>
+              <w:top w:w="100" w:type="dxa"/>
+              <w:bottom w:w="100" w:type="dxa"/>
+              <w:left w:w="150" w:type="dxa"/>
+              <w:right w:w="150" w:type="dxa"/>
+            </w:tcMar>
+          </w:tcPr>
+          <w:p>
+            <w:r>
+              <w:rPr>
+                <w:b/>
+                <w:color w:val="1A365D"/>
+                <w:sz w:val="19"/>
+              </w:rPr>
+              <w:t>Correct Answer: None</w:t>
+              <w:br/>
+            </w:r>
+            <w:r>
+              <w:rPr>
+                <w:color w:val="2D3748"/>
+                <w:sz w:val="18"/>
+              </w:rPr>
+              <w:t>Solution Analysis:</w:t>
+              <w:br/>
+              <w:t>The modulation index is a measure of the degree of modulation and is given by the ratio of the amplitude of the modulating signal to the amplitude of the carrier signal. In the first case, the modulation index is (X / Y) . In the second case, the modulation index is (X / 2Y) . The ratio of the modulation index in the two cases is ((X / Y) / (X / 2Y))=(2 / 1)</w:t>
             </w:r>
           </w:p>
         </w:tc>

--- a/dist/exports/communication-systems_revision_notes.docx
+++ b/dist/exports/communication-systems_revision_notes.docx
@@ -209,7 +209,7 @@
               <w:rPr>
                 <w:sz w:val="19"/>
               </w:rPr>
-              <w:t>72 PYQs</w:t>
+              <w:t>61 PYQs</w:t>
             </w:r>
           </w:p>
         </w:tc>
@@ -296,7 +296,7 @@
               <w:rPr>
                 <w:sz w:val="19"/>
               </w:rPr>
-              <w:t>26 PYQs</w:t>
+              <w:t>37 PYQs</w:t>
             </w:r>
           </w:p>
         </w:tc>
@@ -517,7 +517,7 @@
           <w:color w:val="2B6CB0"/>
           <w:sz w:val="24"/>
         </w:rPr>
-        <w:t>3.1 Amplitude Modulation &amp; Sideband Analysis (Very High Yield — 72 PYQs)</w:t>
+        <w:t>3.1 Amplitude Modulation &amp; Sideband Analysis (Very High Yield — 61 PYQs)</w:t>
       </w:r>
     </w:p>
     <w:p>
@@ -694,13 +694,13 @@
           <w:b/>
           <w:sz w:val="18"/>
         </w:rPr>
-        <w:t xml:space="preserve">[2023 Evening Shift] Q#2 (MCQ): </w:t>
+        <w:t xml:space="preserve">[2023 Evening Shift] Q#1 (MCQ): </w:t>
       </w:r>
       <w:r>
         <w:rPr>
           <w:sz w:val="18"/>
         </w:rPr>
-        <w:t xml:space="preserve">"To radiate EM signal of wavelength λ with high efficiency, the antennas should have a minimum size equal to:..."  </w:t>
+        <w:t xml:space="preserve">"Match List I with List II List I List II A. Troposphere I. Approximate 65-75 km over Earth's surface B. E-Part of Stratosphere II. Approxima..."  </w:t>
       </w:r>
       <w:r>
         <w:rPr>
@@ -725,7 +725,7 @@
           <w:color w:val="2B6CB0"/>
           <w:sz w:val="24"/>
         </w:rPr>
-        <w:t>3.2 EM Wave Propagation &amp; Space Communication (Very High Yield — 26 PYQs)</w:t>
+        <w:t>3.2 EM Wave Propagation &amp; Space Communication (Very High Yield — 37 PYQs)</w:t>
       </w:r>
     </w:p>
     <w:p>
